--- a/test/fixtures/mess_bill/report/ocr_variants/messbill_ocr_pad0.5.docx
+++ b/test/fixtures/mess_bill/report/ocr_variants/messbill_ocr_pad0.5.docx
@@ -433,8 +433,8 @@
     </w:p>
     <w:tbl>
       <w:tblPr>
-        <w:tblW w:w="10567" w:type="dxa"/>
-        <w:tblInd w:w="-63" w:type="dxa"/>
+        <w:tblW w:w="10114" w:type="dxa"/>
+        <w:tblInd w:w="584" w:type="dxa"/>
         <w:tblLayout w:type="fixed"/>
         <w:tblCellMar>
           <w:top w:w="0" w:type="dxa"/>
@@ -444,7 +444,7 @@
         </w:tblCellMar>
       </w:tblPr>
       <w:tblGrid>
-        <w:gridCol w:w="10567"/>
+        <w:gridCol w:w="10114"/>
       </w:tblGrid>
       <w:tr>
         <w:trPr>
@@ -452,14 +452,15 @@
         </w:trPr>
         <w:tc>
           <w:tcPr>
-            <w:tcW w:w="10567" w:type="dxa"/>
+            <w:tcW w:w="10114" w:type="dxa"/>
             <w:shd w:val="clear" w:color="auto" w:fill="D8D5D6"/>
             <w:vAlign w:val="top"/>
           </w:tcPr>
           <w:p>
             <w:pPr>
               <w:spacing w:before="156" w:after="0" w:line="552" w:lineRule="exact"/>
-              <w:ind w:left="1439" w:right="0"/>
+              <w:ind w:left="0" w:right="134"/>
+              <w:jc w:val="center"/>
             </w:pPr>
             <w:r>
               <w:rPr>
